--- a/portal-measure/pt/files/KORbuild Settings - Visão geral.docx
+++ b/portal-measure/pt/files/KORbuild Settings - Visão geral.docx
@@ -152,6 +152,40 @@
                 <w:sz w:val="18"/>
               </w:rPr>
               <w:t>Nome, razão social, endereço, telefone, logo e os dados que aparecem nas propostas.</w:t>
+            </w:r>
+          </w:p>
+        </w:tc>
+      </w:tr>
+      <w:tr>
+        <w:tc>
+          <w:tcPr>
+            <w:tcW w:type="dxa" w:w="4873"/>
+          </w:tcPr>
+          <w:p>
+            <w:r/>
+            <w:r>
+              <w:rPr>
+                <w:b/>
+                <w:i w:val="0"/>
+                <w:sz w:val="18"/>
+              </w:rPr>
+              <w:t>Obras</w:t>
+            </w:r>
+          </w:p>
+        </w:tc>
+        <w:tc>
+          <w:tcPr>
+            <w:tcW w:type="dxa" w:w="4873"/>
+          </w:tcPr>
+          <w:p>
+            <w:r/>
+            <w:r>
+              <w:rPr>
+                <w:b w:val="0"/>
+                <w:i w:val="0"/>
+                <w:sz w:val="18"/>
+              </w:rPr>
+              <w:t>Um cadastro por obra. Necessário para fechar uma concorrência: quem vence cria a obra a partir do projeto ganho, já ligada à obra da contratante.</w:t>
             </w:r>
           </w:p>
         </w:tc>
